--- a/Files/06 - Yom Tov/10 - Yom Kippur/5786/Yom Kippur 5786.docx
+++ b/Files/06 - Yom Tov/10 - Yom Kippur/5786/Yom Kippur 5786.docx
@@ -12,7 +12,7 @@
         <w:rPr>
           <w:rFonts w:ascii="Times New Roman" w:hAnsi="Times New Roman" w:cs="Times New Roman"/>
         </w:rPr>
-        <w:t>Yom Kipper 5786</w:t>
+        <w:t>Yom Kippur 5786</w:t>
       </w:r>
     </w:p>
     <w:p>

--- a/Files/06 - Yom Tov/10 - Yom Kippur/5786/Yom Kippur 5786.docx
+++ b/Files/06 - Yom Tov/10 - Yom Kippur/5786/Yom Kippur 5786.docx
@@ -12,7 +12,7 @@
         <w:rPr>
           <w:rFonts w:ascii="Times New Roman" w:hAnsi="Times New Roman" w:cs="Times New Roman"/>
         </w:rPr>
-        <w:t>Yom Kippur 5786</w:t>
+        <w:t>Yom Kipper 5786</w:t>
       </w:r>
     </w:p>
     <w:p>
@@ -26,7 +26,7 @@
         <w:rPr>
           <w:rFonts w:ascii="Times New Roman" w:hAnsi="Times New Roman" w:cs="Times New Roman"/>
         </w:rPr>
-        <w:t xml:space="preserve">A very simple </w:t>
+        <w:t xml:space="preserve">A simple </w:t>
       </w:r>
       <w:r>
         <w:rPr>
@@ -161,6 +161,12 @@
         <w:rPr>
           <w:rFonts w:ascii="Times New Roman" w:hAnsi="Times New Roman" w:cs="Times New Roman"/>
         </w:rPr>
+        <w:t>.</w:t>
+      </w:r>
+      <w:r>
+        <w:rPr>
+          <w:rFonts w:ascii="Times New Roman" w:hAnsi="Times New Roman" w:cs="Times New Roman"/>
+        </w:rPr>
         <w:t xml:space="preserve"> </w:t>
       </w:r>
       <w:r>
@@ -186,21 +192,21 @@
           <w:rFonts w:ascii="Times New Roman" w:hAnsi="Times New Roman" w:cs="Times New Roman" w:hint="cs"/>
           <w:rtl/>
         </w:rPr>
-        <w:t>יום</w:t>
-      </w:r>
-      <w:r>
-        <w:rPr>
-          <w:rFonts w:ascii="Times New Roman" w:hAnsi="Times New Roman" w:cs="Times New Roman"/>
-          <w:rtl/>
-        </w:rPr>
-        <w:t xml:space="preserve"> </w:t>
-      </w:r>
-      <w:r>
-        <w:rPr>
-          <w:rFonts w:ascii="Times New Roman" w:hAnsi="Times New Roman" w:cs="Times New Roman" w:hint="cs"/>
-          <w:rtl/>
-        </w:rPr>
-        <w:t>כיפור</w:t>
+        <w:t>ימים</w:t>
+      </w:r>
+      <w:r>
+        <w:rPr>
+          <w:rFonts w:ascii="Times New Roman" w:hAnsi="Times New Roman" w:cs="Times New Roman"/>
+          <w:rtl/>
+        </w:rPr>
+        <w:t xml:space="preserve"> </w:t>
+      </w:r>
+      <w:r>
+        <w:rPr>
+          <w:rFonts w:ascii="Times New Roman" w:hAnsi="Times New Roman" w:cs="Times New Roman" w:hint="cs"/>
+          <w:rtl/>
+        </w:rPr>
+        <w:t>נוראים</w:t>
       </w:r>
       <w:r>
         <w:rPr>
@@ -232,7 +238,31 @@
         <w:rPr>
           <w:rFonts w:ascii="Times New Roman" w:hAnsi="Times New Roman" w:cs="Times New Roman"/>
         </w:rPr>
-        <w:t xml:space="preserve">Hakodosh, R’ Yaakov Yitzchak of Peshischa and R’ Yaakov from Lelov, </w:t>
+        <w:t>Hakodosh, R</w:t>
+      </w:r>
+      <w:r>
+        <w:rPr>
+          <w:rFonts w:ascii="Times New Roman" w:hAnsi="Times New Roman" w:cs="Times New Roman"/>
+        </w:rPr>
+        <w:t>’</w:t>
+      </w:r>
+      <w:r>
+        <w:rPr>
+          <w:rFonts w:ascii="Times New Roman" w:hAnsi="Times New Roman" w:cs="Times New Roman"/>
+        </w:rPr>
+        <w:t xml:space="preserve"> Yaakov Yitzchak of Peshischa and R</w:t>
+      </w:r>
+      <w:r>
+        <w:rPr>
+          <w:rFonts w:ascii="Times New Roman" w:hAnsi="Times New Roman" w:cs="Times New Roman"/>
+        </w:rPr>
+        <w:t>’</w:t>
+      </w:r>
+      <w:r>
+        <w:rPr>
+          <w:rFonts w:ascii="Times New Roman" w:hAnsi="Times New Roman" w:cs="Times New Roman"/>
+        </w:rPr>
+        <w:t xml:space="preserve"> Yaakov from Lelov, </w:t>
       </w:r>
       <w:r>
         <w:rPr>
@@ -262,7 +292,7 @@
         <w:rPr>
           <w:rFonts w:ascii="Times New Roman" w:hAnsi="Times New Roman" w:cs="Times New Roman"/>
         </w:rPr>
-        <w:t xml:space="preserve">both approached a wealthy individual to collect money for </w:t>
+        <w:t xml:space="preserve">approached a wealthy individual to collect money for </w:t>
       </w:r>
       <w:r>
         <w:rPr>
@@ -275,19 +305,55 @@
         <w:rPr>
           <w:rFonts w:ascii="Times New Roman" w:hAnsi="Times New Roman" w:cs="Times New Roman"/>
         </w:rPr>
-        <w:t xml:space="preserve">. R’ Yaakov Yitzchak </w:t>
-      </w:r>
-      <w:r>
-        <w:rPr>
-          <w:rFonts w:ascii="Times New Roman" w:hAnsi="Times New Roman" w:cs="Times New Roman"/>
-        </w:rPr>
-        <w:t xml:space="preserve">was a large, well-built man, where </w:t>
-      </w:r>
-      <w:r>
-        <w:rPr>
-          <w:rFonts w:ascii="Times New Roman" w:hAnsi="Times New Roman" w:cs="Times New Roman"/>
-        </w:rPr>
-        <w:t xml:space="preserve">R’ Yaakov </w:t>
+        <w:t>. R</w:t>
+      </w:r>
+      <w:r>
+        <w:rPr>
+          <w:rFonts w:ascii="Times New Roman" w:hAnsi="Times New Roman" w:cs="Times New Roman"/>
+        </w:rPr>
+        <w:t>’</w:t>
+      </w:r>
+      <w:r>
+        <w:rPr>
+          <w:rFonts w:ascii="Times New Roman" w:hAnsi="Times New Roman" w:cs="Times New Roman"/>
+        </w:rPr>
+        <w:t xml:space="preserve"> Yaakov Yitzchak </w:t>
+      </w:r>
+      <w:r>
+        <w:rPr>
+          <w:rFonts w:ascii="Times New Roman" w:hAnsi="Times New Roman" w:cs="Times New Roman"/>
+        </w:rPr>
+        <w:t>was a large, well-built man, where</w:t>
+      </w:r>
+      <w:r>
+        <w:rPr>
+          <w:rFonts w:ascii="Times New Roman" w:hAnsi="Times New Roman" w:cs="Times New Roman"/>
+        </w:rPr>
+        <w:t>as</w:t>
+      </w:r>
+      <w:r>
+        <w:rPr>
+          <w:rFonts w:ascii="Times New Roman" w:hAnsi="Times New Roman" w:cs="Times New Roman"/>
+        </w:rPr>
+        <w:t xml:space="preserve"> </w:t>
+      </w:r>
+      <w:r>
+        <w:rPr>
+          <w:rFonts w:ascii="Times New Roman" w:hAnsi="Times New Roman" w:cs="Times New Roman"/>
+        </w:rPr>
+        <w:t>R</w:t>
+      </w:r>
+      <w:r>
+        <w:rPr>
+          <w:rFonts w:ascii="Times New Roman" w:hAnsi="Times New Roman" w:cs="Times New Roman"/>
+        </w:rPr>
+        <w:t>’</w:t>
+      </w:r>
+      <w:r>
+        <w:rPr>
+          <w:rFonts w:ascii="Times New Roman" w:hAnsi="Times New Roman" w:cs="Times New Roman"/>
+        </w:rPr>
+        <w:t xml:space="preserve"> Yaakov </w:t>
       </w:r>
       <w:r>
         <w:rPr>
@@ -335,7 +401,19 @@
         <w:rPr>
           <w:rFonts w:ascii="Times New Roman" w:hAnsi="Times New Roman" w:cs="Times New Roman"/>
         </w:rPr>
-        <w:t>R’ Yaakov Yitzchak, “Y</w:t>
+        <w:t>R</w:t>
+      </w:r>
+      <w:r>
+        <w:rPr>
+          <w:rFonts w:ascii="Times New Roman" w:hAnsi="Times New Roman" w:cs="Times New Roman"/>
+        </w:rPr>
+        <w:t>’</w:t>
+      </w:r>
+      <w:r>
+        <w:rPr>
+          <w:rFonts w:ascii="Times New Roman" w:hAnsi="Times New Roman" w:cs="Times New Roman"/>
+        </w:rPr>
+        <w:t xml:space="preserve"> Yaakov Yitzchak, “Y</w:t>
       </w:r>
       <w:r>
         <w:rPr>
@@ -439,7 +517,19 @@
         <w:rPr>
           <w:rFonts w:ascii="Times New Roman" w:hAnsi="Times New Roman" w:cs="Times New Roman"/>
         </w:rPr>
-        <w:t xml:space="preserve">R’ Yaakov Yitzchak </w:t>
+        <w:t>R</w:t>
+      </w:r>
+      <w:r>
+        <w:rPr>
+          <w:rFonts w:ascii="Times New Roman" w:hAnsi="Times New Roman" w:cs="Times New Roman"/>
+        </w:rPr>
+        <w:t>’</w:t>
+      </w:r>
+      <w:r>
+        <w:rPr>
+          <w:rFonts w:ascii="Times New Roman" w:hAnsi="Times New Roman" w:cs="Times New Roman"/>
+        </w:rPr>
+        <w:t xml:space="preserve"> Yaakov Yitzchak </w:t>
       </w:r>
       <w:r>
         <w:rPr>
@@ -682,6 +772,13 @@
       </w:r>
       <w:r>
         <w:rPr>
+          <w:rFonts w:ascii="Times New Roman" w:hAnsi="Times New Roman" w:cs="Times New Roman" w:hint="cs"/>
+          <w:rtl/>
+        </w:rPr>
+        <w:t>ה</w:t>
+      </w:r>
+      <w:r>
+        <w:rPr>
           <w:rFonts w:ascii="Times New Roman" w:hAnsi="Times New Roman" w:cs="Times New Roman"/>
         </w:rPr>
         <w:t>.</w:t>
@@ -770,7 +867,13 @@
         <w:rPr>
           <w:rFonts w:ascii="Times New Roman" w:hAnsi="Times New Roman" w:cs="Times New Roman"/>
         </w:rPr>
-        <w:t xml:space="preserve"> If we all treat each other and certainly amongst each other, with respect, </w:t>
+        <w:t>.</w:t>
+      </w:r>
+      <w:r>
+        <w:rPr>
+          <w:rFonts w:ascii="Times New Roman" w:hAnsi="Times New Roman" w:cs="Times New Roman"/>
+        </w:rPr>
+        <w:t xml:space="preserve"> If we all treat each other with respect, </w:t>
       </w:r>
       <w:r>
         <w:rPr>
